--- a/tests/fixtures/яс.docx
+++ b/tests/fixtures/яс.docx
@@ -11,45 +11,102 @@
           <w:b/>
           <w:sz w:val="28"/>
         </w:rPr>
-        <w:t>АКТ ВЫПОЛНЕННЫХ РАБОТ</w:t>
+        <w:t>ОТЧЁТ ПО ПРОЕКТУ</w:t>
       </w:r>
     </w:p>
     <w:p/>
     <w:p>
       <w:r>
-        <w:t xml:space="preserve">№ </w:t>
+        <w:t xml:space="preserve">Проект: Внедрение CRM</w:t>
       </w:r>
+    </w:p>
+    <w:p>
+      <w:r>
+        <w:t xml:space="preserve">Дата отчёта: 2025-04-01</w:t>
+      </w:r>
+    </w:p>
+    <w:p>
+      <w:r>
+        <w:t xml:space="preserve">Автор: Иванов И.И.</w:t>
+      </w:r>
+    </w:p>
+    <w:p/>
+    <w:p>
+      <w:r>
+        <w:t>1. Участники проекта:</w:t>
+      </w:r>
+    </w:p>
+    <w:p>
       <w:r>
         <w:t xml:space="preserve"/>
-      </w:r>
-      <w:r>
-        <w:t xml:space="preserve"> от </w:t>
-      </w:r>
-      <w:r>
+        <w:br/>
+        <w:t xml:space="preserve">Петров П.П.  —  Руководитель  (petrov@company.ru)</w:t>
+        <w:br/>
+        <w:t xml:space="preserve"/>
+        <w:br/>
+        <w:t xml:space="preserve">Сидорова С.С.  —  Аналитик  (sidorova@company.ru)</w:t>
+        <w:br/>
+        <w:t xml:space="preserve"/>
+        <w:br/>
+        <w:t xml:space="preserve">Козлов К.К.  —  Разработчик  (kozlov@company.ru)</w:t>
+        <w:br/>
         <w:t xml:space="preserve"/>
       </w:r>
     </w:p>
     <w:p/>
     <w:p>
       <w:r>
-        <w:t xml:space="preserve">Заказчик: </w:t>
+        <w:t>2. Этапы и сроки:</w:t>
       </w:r>
     </w:p>
     <w:p>
       <w:r>
-        <w:t xml:space="preserve">Исполнитель: </w:t>
+        <w:t xml:space="preserve"/>
+        <w:br/>
+        <w:t xml:space="preserve">Анализ требований  |  Срок: 2025-02-15  |  Статус: Выполнено</w:t>
+        <w:br/>
+        <w:t xml:space="preserve"/>
+        <w:br/>
+        <w:t xml:space="preserve">Проектирование  |  Срок: 2025-03-01  |  Статус: Выполнено</w:t>
+        <w:br/>
+        <w:t xml:space="preserve"/>
+        <w:br/>
+        <w:t xml:space="preserve">Разработка  |  Срок: 2025-04-15  |  Статус: В работе</w:t>
+        <w:br/>
+        <w:t xml:space="preserve"/>
+        <w:br/>
+        <w:t xml:space="preserve">Тестирование  |  Срок: 2025-05-01  |  Статус: Запланировано</w:t>
+        <w:br/>
+        <w:t xml:space="preserve"/>
       </w:r>
     </w:p>
     <w:p/>
     <w:p>
       <w:r>
-        <w:t xml:space="preserve">Описание выполненных работ: </w:t>
+        <w:t>3. Бюджет:</w:t>
+      </w:r>
+    </w:p>
+    <w:p>
+      <w:r>
+        <w:t xml:space="preserve"/>
+        <w:br/>
+        <w:t xml:space="preserve">Лицензии ПО  —  120000 руб.  [Программное обеспечение]</w:t>
+        <w:br/>
+        <w:t xml:space="preserve"/>
+        <w:br/>
+        <w:t xml:space="preserve">Оборудование  —  85000 руб.  [Инфраструктура]</w:t>
+        <w:br/>
+        <w:t xml:space="preserve"/>
+        <w:br/>
+        <w:t xml:space="preserve">Обучение  —  45000 руб.  [Персонал]</w:t>
+        <w:br/>
+        <w:t xml:space="preserve"/>
       </w:r>
     </w:p>
     <w:p/>
     <w:p>
       <w:r>
-        <w:t>Подписи: _______________________  _______________________</w:t>
+        <w:t>Подпись: _______________________</w:t>
       </w:r>
     </w:p>
     <w:sectPr>

--- a/tests/fixtures/яс.docx
+++ b/tests/fixtures/яс.docx
@@ -62,22 +62,6 @@
     <w:p>
       <w:r>
         <w:t xml:space="preserve"/>
-        <w:br/>
-        <w:t xml:space="preserve">Анализ требований  |  Срок: 2025-02-15  |  Статус: Выполнено</w:t>
-        <w:br/>
-        <w:t xml:space="preserve"/>
-        <w:br/>
-        <w:t xml:space="preserve">Проектирование  |  Срок: 2025-03-01  |  Статус: Выполнено</w:t>
-        <w:br/>
-        <w:t xml:space="preserve"/>
-        <w:br/>
-        <w:t xml:space="preserve">Разработка  |  Срок: 2025-04-15  |  Статус: В работе</w:t>
-        <w:br/>
-        <w:t xml:space="preserve"/>
-        <w:br/>
-        <w:t xml:space="preserve">Тестирование  |  Срок: 2025-05-01  |  Статус: Запланировано</w:t>
-        <w:br/>
-        <w:t xml:space="preserve"/>
       </w:r>
     </w:p>
     <w:p/>
@@ -88,18 +72,6 @@
     </w:p>
     <w:p>
       <w:r>
-        <w:t xml:space="preserve"/>
-        <w:br/>
-        <w:t xml:space="preserve">Лицензии ПО  —  120000 руб.  [Программное обеспечение]</w:t>
-        <w:br/>
-        <w:t xml:space="preserve"/>
-        <w:br/>
-        <w:t xml:space="preserve">Оборудование  —  85000 руб.  [Инфраструктура]</w:t>
-        <w:br/>
-        <w:t xml:space="preserve"/>
-        <w:br/>
-        <w:t xml:space="preserve">Обучение  —  45000 руб.  [Персонал]</w:t>
-        <w:br/>
         <w:t xml:space="preserve"/>
       </w:r>
     </w:p>
